--- a/運動報名系統.docx
+++ b/運動報名系統.docx
@@ -3,11 +3,6 @@
 <w:document xmlns:wpc="http://schemas.microsoft.com/office/word/2010/wordprocessingCanvas" xmlns:cx="http://schemas.microsoft.com/office/drawing/2014/chartex" xmlns:mc="http://schemas.openxmlformats.org/markup-compatibility/2006" xmlns:o="urn:schemas-microsoft-com:office:office" xmlns:r="http://schemas.openxmlformats.org/officeDocument/2006/relationships" xmlns:m="http://schemas.openxmlformats.org/officeDocument/2006/math" xmlns:v="urn:schemas-microsoft-com:vml" xmlns:wp14="http://schemas.microsoft.com/office/word/2010/wordprocessingDrawing" xmlns:wp="http://schemas.openxmlformats.org/drawingml/2006/wordprocessingDrawing" xmlns:w10="urn:schemas-microsoft-com:office:word" xmlns:w="http://schemas.openxmlformats.org/wordprocessingml/2006/main" xmlns:w14="http://schemas.microsoft.com/office/word/2010/wordml" xmlns:w15="http://schemas.microsoft.com/office/word/2012/wordml" xmlns:w16se="http://schemas.microsoft.com/office/word/2015/wordml/symex" xmlns:wpg="http://schemas.microsoft.com/office/word/2010/wordprocessingGroup" xmlns:wpi="http://schemas.microsoft.com/office/word/2010/wordprocessingInk" xmlns:wne="http://schemas.microsoft.com/office/word/2006/wordml" xmlns:wps="http://schemas.microsoft.com/office/word/2010/wordprocessingShape" mc:Ignorable="w14 w15 w16se wp14">
   <w:body>
     <w:p>
-      <w:pPr>
-        <w:rPr>
-          <w:rFonts w:hint="eastAsia"/>
-        </w:rPr>
-      </w:pPr>
       <w:r>
         <w:rPr>
           <w:rFonts w:hint="eastAsia"/>
@@ -26,19 +21,18 @@
       <w:r>
         <w:t>名系統</w:t>
       </w:r>
-      <w:bookmarkStart w:id="0" w:name="_GoBack"/>
-      <w:bookmarkEnd w:id="0"/>
-    </w:p>
+    </w:p>
+    <w:p/>
     <w:p>
       <w:r>
         <w:rPr>
           <w:noProof/>
         </w:rPr>
         <w:drawing>
-          <wp:inline distT="0" distB="0" distL="0" distR="0" wp14:anchorId="59D7BE6B" wp14:editId="0A4EEB16">
+          <wp:inline distT="0" distB="0" distL="0" distR="0" wp14:anchorId="044298C4" wp14:editId="08C3C7EF">
             <wp:extent cx="5274310" cy="2965450"/>
             <wp:effectExtent l="0" t="0" r="2540" b="6350"/>
-            <wp:docPr id="1" name="圖片 1"/>
+            <wp:docPr id="4" name="圖片 4"/>
             <wp:cNvGraphicFramePr>
               <a:graphicFrameLocks xmlns:a="http://schemas.openxmlformats.org/drawingml/2006/main" noChangeAspect="1"/>
             </wp:cNvGraphicFramePr>
@@ -50,7 +44,7 @@
                     <pic:cNvPicPr/>
                   </pic:nvPicPr>
                   <pic:blipFill>
-                    <a:blip r:embed="rId5"/>
+                    <a:blip r:embed="rId7"/>
                     <a:stretch>
                       <a:fillRect/>
                     </a:stretch>
@@ -70,9 +64,499 @@
           </wp:inline>
         </w:drawing>
       </w:r>
+      <w:bookmarkStart w:id="0" w:name="_GoBack"/>
+      <w:bookmarkEnd w:id="0"/>
     </w:p>
     <w:p/>
     <w:p>
+      <w:pPr>
+        <w:rPr>
+          <w:rFonts w:hint="eastAsia"/>
+        </w:rPr>
+      </w:pPr>
+    </w:p>
+    <w:p>
+      <w:r>
+        <w:rPr>
+          <w:rFonts w:hint="eastAsia"/>
+        </w:rPr>
+        <w:t>在</w:t>
+      </w:r>
+      <w:r>
+        <w:t>報名的抬頭為</w:t>
+      </w:r>
+      <w:r>
+        <w:rPr>
+          <w:rFonts w:hint="eastAsia"/>
+        </w:rPr>
+        <w:t>2026</w:t>
+      </w:r>
+      <w:r>
+        <w:rPr>
+          <w:rFonts w:hint="eastAsia"/>
+        </w:rPr>
+        <w:t>國中</w:t>
+      </w:r>
+      <w:r>
+        <w:t>運動會，改成可修改</w:t>
+      </w:r>
+      <w:r>
+        <w:rPr>
+          <w:rFonts w:hint="eastAsia"/>
+        </w:rPr>
+        <w:t>的</w:t>
+      </w:r>
+      <w:r>
+        <w:t>年</w:t>
+      </w:r>
+      <w:r>
+        <w:rPr>
+          <w:rFonts w:hint="eastAsia"/>
+        </w:rPr>
+        <w:t>份</w:t>
+      </w:r>
+      <w:r>
+        <w:t>，及加上校</w:t>
+      </w:r>
+      <w:r>
+        <w:rPr>
+          <w:rFonts w:hint="eastAsia"/>
+        </w:rPr>
+        <w:t>名</w:t>
+      </w:r>
+      <w:r>
+        <w:t>在國中之前</w:t>
+      </w:r>
+    </w:p>
+    <w:p/>
+    <w:p>
+      <w:r>
+        <w:rPr>
+          <w:rFonts w:hint="eastAsia"/>
+        </w:rPr>
+        <w:t>校名</w:t>
+      </w:r>
+      <w:r>
+        <w:t>、國中、高中讓我自已可以填寫，</w:t>
+      </w:r>
+    </w:p>
+    <w:p>
+      <w:r>
+        <w:rPr>
+          <w:rFonts w:hint="eastAsia"/>
+        </w:rPr>
+        <w:t>請產生</w:t>
+      </w:r>
+      <w:r>
+        <w:rPr>
+          <w:rFonts w:hint="eastAsia"/>
+        </w:rPr>
+        <w:t xml:space="preserve"> </w:t>
+      </w:r>
+      <w:r>
+        <w:rPr>
+          <w:rFonts w:hint="eastAsia"/>
+        </w:rPr>
+        <w:t>一鍵</w:t>
+      </w:r>
+      <w:r>
+        <w:t>哹</w:t>
+      </w:r>
+      <w:r>
+        <w:rPr>
+          <w:rFonts w:hint="eastAsia"/>
+        </w:rPr>
+        <w:t>叫啟</w:t>
+      </w:r>
+      <w:r>
+        <w:t>動程式</w:t>
+      </w:r>
+    </w:p>
+    <w:p/>
+    <w:p>
+      <w:r>
+        <w:rPr>
+          <w:rFonts w:hint="eastAsia"/>
+        </w:rPr>
+        <w:t>到</w:t>
+      </w:r>
+      <w:r>
+        <w:t>底是</w:t>
+      </w:r>
+      <w:r>
+        <w:rPr>
+          <w:rFonts w:hint="eastAsia"/>
+        </w:rPr>
+        <w:t>5000</w:t>
+      </w:r>
+      <w:r>
+        <w:rPr>
+          <w:rFonts w:hint="eastAsia"/>
+        </w:rPr>
+        <w:t>，</w:t>
+      </w:r>
+      <w:r>
+        <w:t>還是</w:t>
+      </w:r>
+      <w:r>
+        <w:rPr>
+          <w:rFonts w:hint="eastAsia"/>
+        </w:rPr>
+        <w:t>5001</w:t>
+      </w:r>
+      <w:r>
+        <w:t xml:space="preserve">  </w:t>
+      </w:r>
+      <w:r>
+        <w:rPr>
+          <w:rFonts w:hint="eastAsia"/>
+        </w:rPr>
+        <w:t>那</w:t>
+      </w:r>
+      <w:r>
+        <w:t>一</w:t>
+      </w:r>
+      <w:r>
+        <w:rPr>
+          <w:rFonts w:hint="eastAsia"/>
+        </w:rPr>
+        <w:t xml:space="preserve"> </w:t>
+      </w:r>
+      <w:r>
+        <w:rPr>
+          <w:rFonts w:hint="eastAsia"/>
+        </w:rPr>
+        <w:t>個</w:t>
+      </w:r>
+      <w:r>
+        <w:t>好用</w:t>
+      </w:r>
+    </w:p>
+    <w:p>
+      <w:pPr>
+        <w:rPr>
+          <w:noProof/>
+        </w:rPr>
+      </w:pPr>
+    </w:p>
+    <w:p>
+      <w:pPr>
+        <w:rPr>
+          <w:noProof/>
+        </w:rPr>
+      </w:pPr>
+      <w:r>
+        <w:rPr>
+          <w:noProof/>
+        </w:rPr>
+        <w:drawing>
+          <wp:inline distT="0" distB="0" distL="0" distR="0" wp14:anchorId="6AE0C0A9" wp14:editId="207C7F74">
+            <wp:extent cx="5274310" cy="2965450"/>
+            <wp:effectExtent l="0" t="0" r="2540" b="6350"/>
+            <wp:docPr id="3" name="圖片 3"/>
+            <wp:cNvGraphicFramePr>
+              <a:graphicFrameLocks xmlns:a="http://schemas.openxmlformats.org/drawingml/2006/main" noChangeAspect="1"/>
+            </wp:cNvGraphicFramePr>
+            <a:graphic xmlns:a="http://schemas.openxmlformats.org/drawingml/2006/main">
+              <a:graphicData uri="http://schemas.openxmlformats.org/drawingml/2006/picture">
+                <pic:pic xmlns:pic="http://schemas.openxmlformats.org/drawingml/2006/picture">
+                  <pic:nvPicPr>
+                    <pic:cNvPr id="1" name=""/>
+                    <pic:cNvPicPr/>
+                  </pic:nvPicPr>
+                  <pic:blipFill>
+                    <a:blip r:embed="rId8"/>
+                    <a:stretch>
+                      <a:fillRect/>
+                    </a:stretch>
+                  </pic:blipFill>
+                  <pic:spPr>
+                    <a:xfrm>
+                      <a:off x="0" y="0"/>
+                      <a:ext cx="5274310" cy="2965450"/>
+                    </a:xfrm>
+                    <a:prstGeom prst="rect">
+                      <a:avLst/>
+                    </a:prstGeom>
+                  </pic:spPr>
+                </pic:pic>
+              </a:graphicData>
+            </a:graphic>
+          </wp:inline>
+        </w:drawing>
+      </w:r>
+    </w:p>
+    <w:p>
+      <w:pPr>
+        <w:rPr>
+          <w:noProof/>
+        </w:rPr>
+      </w:pPr>
+    </w:p>
+    <w:p>
+      <w:pPr>
+        <w:rPr>
+          <w:noProof/>
+        </w:rPr>
+      </w:pPr>
+    </w:p>
+    <w:p>
+      <w:r>
+        <w:rPr>
+          <w:noProof/>
+        </w:rPr>
+        <w:drawing>
+          <wp:inline distT="0" distB="0" distL="0" distR="0" wp14:anchorId="59D7BE6B" wp14:editId="0A4EEB16">
+            <wp:extent cx="5274310" cy="2965450"/>
+            <wp:effectExtent l="0" t="0" r="2540" b="6350"/>
+            <wp:docPr id="1" name="圖片 1"/>
+            <wp:cNvGraphicFramePr>
+              <a:graphicFrameLocks xmlns:a="http://schemas.openxmlformats.org/drawingml/2006/main" noChangeAspect="1"/>
+            </wp:cNvGraphicFramePr>
+            <a:graphic xmlns:a="http://schemas.openxmlformats.org/drawingml/2006/main">
+              <a:graphicData uri="http://schemas.openxmlformats.org/drawingml/2006/picture">
+                <pic:pic xmlns:pic="http://schemas.openxmlformats.org/drawingml/2006/picture">
+                  <pic:nvPicPr>
+                    <pic:cNvPr id="1" name=""/>
+                    <pic:cNvPicPr/>
+                  </pic:nvPicPr>
+                  <pic:blipFill>
+                    <a:blip r:embed="rId9"/>
+                    <a:stretch>
+                      <a:fillRect/>
+                    </a:stretch>
+                  </pic:blipFill>
+                  <pic:spPr>
+                    <a:xfrm>
+                      <a:off x="0" y="0"/>
+                      <a:ext cx="5274310" cy="2965450"/>
+                    </a:xfrm>
+                    <a:prstGeom prst="rect">
+                      <a:avLst/>
+                    </a:prstGeom>
+                  </pic:spPr>
+                </pic:pic>
+              </a:graphicData>
+            </a:graphic>
+          </wp:inline>
+        </w:drawing>
+      </w:r>
+    </w:p>
+    <w:p/>
+    <w:p>
+      <w:r>
+        <w:rPr>
+          <w:rFonts w:hint="eastAsia"/>
+        </w:rPr>
+        <w:t>2.</w:t>
+      </w:r>
+      <w:r>
+        <w:rPr>
+          <w:rFonts w:hint="eastAsia"/>
+        </w:rPr>
+        <w:t>─加新功能：例如─</w:t>
+      </w:r>
+      <w:r>
+        <w:rPr>
+          <w:rFonts w:hint="eastAsia"/>
+        </w:rPr>
+        <w:t>admin</w:t>
+      </w:r>
+      <w:r>
+        <w:rPr>
+          <w:rFonts w:hint="eastAsia"/>
+        </w:rPr>
+        <w:t>─改─</w:t>
+      </w:r>
+      <w:r>
+        <w:rPr>
+          <w:rFonts w:hint="eastAsia"/>
+        </w:rPr>
+        <w:t>config</w:t>
+      </w:r>
+      <w:r>
+        <w:rPr>
+          <w:rFonts w:hint="eastAsia"/>
+        </w:rPr>
+        <w:t>─頁（改積分規則、球類賽制切換）、匯出班級積分─</w:t>
+      </w:r>
+      <w:r>
+        <w:rPr>
+          <w:rFonts w:hint="eastAsia"/>
+        </w:rPr>
+        <w:t>CSV</w:t>
+      </w:r>
+      <w:r>
+        <w:rPr>
+          <w:rFonts w:hint="eastAsia"/>
+        </w:rPr>
+        <w:t>、賽事分數即時公告板…──────────────</w:t>
+      </w:r>
+    </w:p>
+    <w:p>
+      <w:r>
+        <w:rPr>
+          <w:rFonts w:hint="eastAsia"/>
+        </w:rPr>
+        <w:t xml:space="preserve">  3. </w:t>
+      </w:r>
+      <w:r>
+        <w:rPr>
+          <w:rFonts w:hint="eastAsia"/>
+        </w:rPr>
+        <w:t>打包發布：做成一鍵安裝腳本</w:t>
+      </w:r>
+      <w:r>
+        <w:rPr>
+          <w:rFonts w:hint="eastAsia"/>
+        </w:rPr>
+        <w:t xml:space="preserve"> / </w:t>
+      </w:r>
+      <w:r>
+        <w:rPr>
+          <w:rFonts w:hint="eastAsia"/>
+        </w:rPr>
+        <w:t>打包</w:t>
+      </w:r>
+      <w:r>
+        <w:rPr>
+          <w:rFonts w:hint="eastAsia"/>
+        </w:rPr>
+        <w:t xml:space="preserve"> exe / Docker                                                                       4. </w:t>
+      </w:r>
+      <w:r>
+        <w:rPr>
+          <w:rFonts w:hint="eastAsia"/>
+        </w:rPr>
+        <w:t>寫測試：</w:t>
+      </w:r>
+      <w:r>
+        <w:rPr>
+          <w:rFonts w:hint="eastAsia"/>
+        </w:rPr>
+        <w:t xml:space="preserve">pytest </w:t>
+      </w:r>
+      <w:r>
+        <w:rPr>
+          <w:rFonts w:hint="eastAsia"/>
+        </w:rPr>
+        <w:t>覆蓋規則引擎與</w:t>
+      </w:r>
+      <w:r>
+        <w:rPr>
+          <w:rFonts w:hint="eastAsia"/>
+        </w:rPr>
+        <w:t xml:space="preserve"> scheduling </w:t>
+      </w:r>
+      <w:r>
+        <w:rPr>
+          <w:rFonts w:hint="eastAsia"/>
+        </w:rPr>
+        <w:t>演算法</w:t>
+      </w:r>
+    </w:p>
+    <w:p>
+      <w:r>
+        <w:rPr>
+          <w:rFonts w:hint="eastAsia"/>
+        </w:rPr>
+        <w:t xml:space="preserve">  5. README </w:t>
+      </w:r>
+      <w:r>
+        <w:rPr>
+          <w:rFonts w:hint="eastAsia"/>
+        </w:rPr>
+        <w:t>加使用截圖：現在</w:t>
+      </w:r>
+      <w:r>
+        <w:rPr>
+          <w:rFonts w:hint="eastAsia"/>
+        </w:rPr>
+        <w:t xml:space="preserve"> GitHub </w:t>
+      </w:r>
+      <w:r>
+        <w:rPr>
+          <w:rFonts w:hint="eastAsia"/>
+        </w:rPr>
+        <w:t>上還沒</w:t>
+      </w:r>
+      <w:r>
+        <w:rPr>
+          <w:rFonts w:hint="eastAsia"/>
+        </w:rPr>
+        <w:t xml:space="preserve"> README</w:t>
+      </w:r>
+      <w:r>
+        <w:rPr>
+          <w:rFonts w:hint="eastAsia"/>
+        </w:rPr>
+        <w:t>、只有</w:t>
+      </w:r>
+      <w:r>
+        <w:rPr>
+          <w:rFonts w:hint="eastAsia"/>
+        </w:rPr>
+        <w:t xml:space="preserve"> USER_MANUAL.md</w:t>
+      </w:r>
+      <w:r>
+        <w:rPr>
+          <w:rFonts w:hint="eastAsia"/>
+        </w:rPr>
+        <w:t>，可以加一個含截圖的</w:t>
+      </w:r>
+      <w:r>
+        <w:rPr>
+          <w:rFonts w:hint="eastAsia"/>
+        </w:rPr>
+        <w:t xml:space="preserve"> README</w:t>
+      </w:r>
+    </w:p>
+    <w:p/>
+    <w:p>
+      <w:r>
+        <w:rPr>
+          <w:noProof/>
+        </w:rPr>
+        <w:drawing>
+          <wp:inline distT="0" distB="0" distL="0" distR="0" wp14:anchorId="52471888" wp14:editId="5273323F">
+            <wp:extent cx="5274310" cy="2965450"/>
+            <wp:effectExtent l="0" t="0" r="2540" b="6350"/>
+            <wp:docPr id="2" name="圖片 2"/>
+            <wp:cNvGraphicFramePr>
+              <a:graphicFrameLocks xmlns:a="http://schemas.openxmlformats.org/drawingml/2006/main" noChangeAspect="1"/>
+            </wp:cNvGraphicFramePr>
+            <a:graphic xmlns:a="http://schemas.openxmlformats.org/drawingml/2006/main">
+              <a:graphicData uri="http://schemas.openxmlformats.org/drawingml/2006/picture">
+                <pic:pic xmlns:pic="http://schemas.openxmlformats.org/drawingml/2006/picture">
+                  <pic:nvPicPr>
+                    <pic:cNvPr id="1" name=""/>
+                    <pic:cNvPicPr/>
+                  </pic:nvPicPr>
+                  <pic:blipFill>
+                    <a:blip r:embed="rId10"/>
+                    <a:stretch>
+                      <a:fillRect/>
+                    </a:stretch>
+                  </pic:blipFill>
+                  <pic:spPr>
+                    <a:xfrm>
+                      <a:off x="0" y="0"/>
+                      <a:ext cx="5274310" cy="2965450"/>
+                    </a:xfrm>
+                    <a:prstGeom prst="rect">
+                      <a:avLst/>
+                    </a:prstGeom>
+                  </pic:spPr>
+                </pic:pic>
+              </a:graphicData>
+            </a:graphic>
+          </wp:inline>
+        </w:drawing>
+      </w:r>
+    </w:p>
+    <w:p/>
+    <w:p/>
+    <w:p>
       <w:r>
         <w:rPr>
           <w:rFonts w:hint="eastAsia"/>
@@ -106,11 +590,9 @@
         </w:rPr>
         <w:t>至</w:t>
       </w:r>
-      <w:proofErr w:type="gramStart"/>
       <w:r>
         <w:t>”</w:t>
       </w:r>
-      <w:proofErr w:type="gramEnd"/>
       <w:r>
         <w:t xml:space="preserve"> C:\Users\DW\AI</w:t>
       </w:r>
@@ -126,11 +608,6 @@
     </w:p>
     <w:p/>
     <w:p>
-      <w:pPr>
-        <w:rPr>
-          <w:rFonts w:hint="eastAsia"/>
-        </w:rPr>
-      </w:pPr>
       <w:r>
         <w:rPr>
           <w:rFonts w:hint="eastAsia"/>
@@ -173,11 +650,9 @@
       <w:r>
         <w:t>生的程式放在</w:t>
       </w:r>
-      <w:proofErr w:type="gramStart"/>
       <w:r>
         <w:t>”</w:t>
       </w:r>
-      <w:proofErr w:type="gramEnd"/>
       <w:r>
         <w:t>C:\Users\DW\AI</w:t>
       </w:r>
@@ -187,13 +662,8 @@
       <w:r>
         <w:t>lt sport game</w:t>
       </w:r>
-      <w:proofErr w:type="gramStart"/>
-      <w:r>
-        <w:t>”</w:t>
-      </w:r>
-      <w:proofErr w:type="gramEnd"/>
-      <w:r>
-        <w:t xml:space="preserve">, </w:t>
+      <w:r>
+        <w:t xml:space="preserve">”, </w:t>
       </w:r>
       <w:r>
         <w:rPr>
@@ -231,14 +701,12 @@
       <w:r>
         <w:t>賽號碼</w:t>
       </w:r>
-      <w:proofErr w:type="gramStart"/>
       <w:r>
         <w:rPr>
           <w:rFonts w:hint="eastAsia"/>
         </w:rPr>
         <w:t>簿</w:t>
       </w:r>
-      <w:proofErr w:type="gramEnd"/>
     </w:p>
     <w:p>
       <w:r>
@@ -269,7 +737,6 @@
         </w:numPr>
         <w:ind w:leftChars="0"/>
       </w:pPr>
-      <w:proofErr w:type="spellStart"/>
       <w:r>
         <w:rPr>
           <w:rFonts w:hint="eastAsia"/>
@@ -279,7 +746,6 @@
       <w:r>
         <w:t>bc</w:t>
       </w:r>
-      <w:proofErr w:type="spellEnd"/>
       <w:r>
         <w:rPr>
           <w:rFonts w:hint="eastAsia"/>
@@ -691,19 +1157,8 @@
         <w:t>續</w:t>
       </w:r>
     </w:p>
-    <w:p>
-      <w:pPr>
-        <w:rPr>
-          <w:rFonts w:hint="eastAsia"/>
-        </w:rPr>
-      </w:pPr>
-    </w:p>
-    <w:p>
-      <w:pPr>
-        <w:rPr>
-          <w:rFonts w:hint="eastAsia"/>
-        </w:rPr>
-      </w:pPr>
+    <w:p/>
+    <w:p>
       <w:r>
         <w:rPr>
           <w:rFonts w:hint="eastAsia"/>
@@ -745,11 +1200,6 @@
       </w:r>
     </w:p>
     <w:p>
-      <w:pPr>
-        <w:rPr>
-          <w:rFonts w:hint="eastAsia"/>
-        </w:rPr>
-      </w:pPr>
       <w:r>
         <w:rPr>
           <w:rFonts w:hint="eastAsia"/>
@@ -789,671 +1239,662 @@
         <w:rPr>
           <w:rFonts w:hint="eastAsia"/>
         </w:rPr>
+        <w:t>田</w:t>
+      </w:r>
+      <w:r>
+        <w:t>徑的項目</w:t>
+      </w:r>
+      <w:r>
+        <w:t>增加</w:t>
+      </w:r>
+      <w:r>
+        <w:rPr>
+          <w:rFonts w:hint="eastAsia"/>
+        </w:rPr>
+        <w:t>鉛</w:t>
+      </w:r>
+      <w:r>
+        <w:t>球</w:t>
+      </w:r>
+      <w:r>
+        <w:t>項目</w:t>
+      </w:r>
+    </w:p>
+    <w:p>
+      <w:r>
+        <w:rPr>
+          <w:rFonts w:hint="eastAsia"/>
+        </w:rPr>
+        <w:t>號</w:t>
+      </w:r>
+      <w:r>
+        <w:t>碼</w:t>
+      </w:r>
+      <w:r>
+        <w:rPr>
+          <w:rFonts w:hint="eastAsia"/>
+        </w:rPr>
+        <w:t>布</w:t>
+      </w:r>
+      <w:r>
+        <w:t>的輸出</w:t>
+      </w:r>
+      <w:r>
+        <w:rPr>
+          <w:rFonts w:hint="eastAsia"/>
+        </w:rPr>
+        <w:t>以</w:t>
+      </w:r>
+      <w:r>
+        <w:rPr>
+          <w:rFonts w:hint="eastAsia"/>
+        </w:rPr>
+        <w:t>A4</w:t>
+      </w:r>
+      <w:r>
+        <w:rPr>
+          <w:rFonts w:hint="eastAsia"/>
+        </w:rPr>
+        <w:t>紙</w:t>
+      </w:r>
+      <w:r>
+        <w:t>張內有三位選手</w:t>
+      </w:r>
+      <w:r>
+        <w:rPr>
+          <w:rFonts w:hint="eastAsia"/>
+        </w:rPr>
+        <w:t>名</w:t>
+      </w:r>
+      <w:r>
+        <w:t>單包含號碼</w:t>
+      </w:r>
+      <w:r>
+        <w:rPr>
+          <w:rFonts w:hint="eastAsia"/>
+        </w:rPr>
+        <w:t>、</w:t>
+      </w:r>
+      <w:r>
+        <w:t>班級、姓名、各人賽項目</w:t>
+      </w:r>
+    </w:p>
+    <w:p>
+      <w:r>
+        <w:rPr>
+          <w:rFonts w:hint="eastAsia"/>
+        </w:rPr>
+        <w:t>檢</w:t>
+      </w:r>
+      <w:r>
+        <w:t>錄</w:t>
+      </w:r>
+      <w:r>
+        <w:rPr>
+          <w:rFonts w:hint="eastAsia"/>
+        </w:rPr>
+        <w:t>組</w:t>
+      </w:r>
+      <w:r>
+        <w:t>的表單</w:t>
+      </w:r>
+      <w:r>
+        <w:rPr>
+          <w:rFonts w:hint="eastAsia"/>
+        </w:rPr>
+        <w:t>以橫式</w:t>
+      </w:r>
+      <w:r>
+        <w:t>輸寫，包含號碼</w:t>
+      </w:r>
+      <w:r>
+        <w:rPr>
+          <w:rFonts w:hint="eastAsia"/>
+        </w:rPr>
+        <w:t>、</w:t>
+      </w:r>
+      <w:r>
+        <w:t>班級、姓名、各人賽項目</w:t>
+      </w:r>
+    </w:p>
+    <w:p/>
+    <w:p>
+      <w:r>
+        <w:rPr>
+          <w:rFonts w:hint="eastAsia"/>
+        </w:rPr>
+        <w:t>批</w:t>
+      </w:r>
+      <w:r>
+        <w:t>次報名</w:t>
+      </w:r>
+      <w:r>
+        <w:rPr>
+          <w:rFonts w:hint="eastAsia"/>
+        </w:rPr>
+        <w:t>時</w:t>
+      </w:r>
+      <w:r>
+        <w:t>的加報項目只出現</w:t>
+      </w:r>
+      <w:r>
+        <w:rPr>
+          <w:rFonts w:hint="eastAsia"/>
+        </w:rPr>
+        <w:t>2</w:t>
+      </w:r>
+      <w:r>
+        <w:rPr>
+          <w:rFonts w:hint="eastAsia"/>
+        </w:rPr>
+        <w:t>項</w:t>
+      </w:r>
+      <w:r>
+        <w:t>，</w:t>
+      </w:r>
+      <w:r>
+        <w:rPr>
+          <w:rFonts w:hint="eastAsia"/>
+        </w:rPr>
+        <w:t>不</w:t>
+      </w:r>
+      <w:r>
+        <w:t>能選其他</w:t>
+      </w:r>
+      <w:r>
+        <w:rPr>
+          <w:rFonts w:hint="eastAsia"/>
+        </w:rPr>
+        <w:t>項</w:t>
+      </w:r>
+      <w:r>
+        <w:t>目</w:t>
+      </w:r>
+    </w:p>
+    <w:p>
+      <w:r>
+        <w:rPr>
+          <w:rFonts w:hint="eastAsia"/>
+        </w:rPr>
+        <w:t>號</w:t>
+      </w:r>
+      <w:r>
+        <w:t>碼簿的編排以號碼在中央最大</w:t>
+      </w:r>
+      <w:r>
+        <w:rPr>
+          <w:rFonts w:hint="eastAsia"/>
+        </w:rPr>
+        <w:t>，</w:t>
+      </w:r>
+      <w:r>
+        <w:t>左</w:t>
+      </w:r>
+      <w:r>
+        <w:rPr>
+          <w:rFonts w:hint="eastAsia"/>
+        </w:rPr>
+        <w:t>下</w:t>
+      </w:r>
+      <w:r>
+        <w:t>為班級、姓</w:t>
+      </w:r>
+      <w:r>
+        <w:rPr>
+          <w:rFonts w:hint="eastAsia"/>
+        </w:rPr>
+        <w:t>名</w:t>
+      </w:r>
+      <w:r>
+        <w:t>，右下為個人報名的項目</w:t>
+      </w:r>
+    </w:p>
+    <w:p>
+      <w:r>
+        <w:rPr>
+          <w:rFonts w:hint="eastAsia"/>
+        </w:rPr>
+        <w:t>我</w:t>
+      </w:r>
+      <w:r>
+        <w:t>要能設</w:t>
+      </w:r>
+      <w:r>
+        <w:rPr>
+          <w:rFonts w:hint="eastAsia"/>
+        </w:rPr>
+        <w:t>定田</w:t>
+      </w:r>
+      <w:r>
+        <w:t>徑賽一人可名的限制</w:t>
+      </w:r>
+    </w:p>
+    <w:p/>
+    <w:p>
+      <w:r>
+        <w:rPr>
+          <w:rFonts w:hint="eastAsia"/>
+        </w:rPr>
+        <w:t>我</w:t>
+      </w:r>
+      <w:r>
+        <w:t>要能設</w:t>
+      </w:r>
+      <w:r>
+        <w:rPr>
+          <w:rFonts w:hint="eastAsia"/>
+        </w:rPr>
+        <w:t>定田</w:t>
+      </w:r>
+      <w:r>
+        <w:t>徑賽一人可名的</w:t>
+      </w:r>
+      <w:r>
+        <w:rPr>
+          <w:rFonts w:hint="eastAsia"/>
+        </w:rPr>
+        <w:t>幾</w:t>
+      </w:r>
+      <w:r>
+        <w:t>項</w:t>
+      </w:r>
+      <w:r>
+        <w:rPr>
+          <w:rFonts w:hint="eastAsia"/>
+        </w:rPr>
+        <w:t>的</w:t>
+      </w:r>
+      <w:r>
+        <w:t>限制</w:t>
+      </w:r>
+      <w:r>
+        <w:rPr>
+          <w:rFonts w:hint="eastAsia"/>
+        </w:rPr>
+        <w:t>(</w:t>
+      </w:r>
+      <w:r>
+        <w:rPr>
+          <w:rFonts w:hint="eastAsia"/>
+        </w:rPr>
+        <w:t>如</w:t>
+      </w:r>
+      <w:r>
+        <w:t>，</w:t>
+      </w:r>
+      <w:r>
+        <w:rPr>
+          <w:rFonts w:hint="eastAsia"/>
+        </w:rPr>
+        <w:t>我想</w:t>
+      </w:r>
+      <w:r>
+        <w:t>設定一人只可報名田賽或徑賽</w:t>
+      </w:r>
+      <w:r>
+        <w:rPr>
+          <w:rFonts w:hint="eastAsia"/>
+        </w:rPr>
+        <w:t>其</w:t>
+      </w:r>
+      <w:r>
+        <w:t>中一</w:t>
+      </w:r>
+      <w:r>
+        <w:rPr>
+          <w:rFonts w:hint="eastAsia"/>
+        </w:rPr>
+        <w:t>項</w:t>
+      </w:r>
+      <w:r>
+        <w:rPr>
+          <w:rFonts w:hint="eastAsia"/>
+        </w:rPr>
+        <w:t>)</w:t>
+      </w:r>
+    </w:p>
+    <w:p>
+      <w:r>
+        <w:rPr>
+          <w:rFonts w:hint="eastAsia"/>
+        </w:rPr>
+        <w:t>在</w:t>
+      </w:r>
+      <w:r>
+        <w:t>報名系統</w:t>
+      </w:r>
+      <w:r>
+        <w:rPr>
+          <w:rFonts w:hint="eastAsia"/>
+        </w:rPr>
+        <w:t>內</w:t>
+      </w:r>
+      <w:r>
+        <w:t>，我要能自行新增學生名單，</w:t>
+      </w:r>
+      <w:r>
+        <w:rPr>
+          <w:rFonts w:hint="eastAsia"/>
+        </w:rPr>
+        <w:t>再</w:t>
+      </w:r>
+      <w:r>
+        <w:t>匯入網頁統整中</w:t>
+      </w:r>
+    </w:p>
+    <w:p>
+      <w:r>
+        <w:rPr>
+          <w:rFonts w:hint="eastAsia"/>
+        </w:rPr>
+        <w:t>號碼</w:t>
+      </w:r>
+      <w:r>
+        <w:t>布的</w:t>
+      </w:r>
+      <w:r>
+        <w:rPr>
+          <w:rFonts w:hint="eastAsia"/>
+        </w:rPr>
+        <w:t>號</w:t>
+      </w:r>
+      <w:r>
+        <w:t>碼數字再放</w:t>
+      </w:r>
+      <w:r>
+        <w:rPr>
+          <w:rFonts w:hint="eastAsia"/>
+        </w:rPr>
+        <w:t>大</w:t>
+      </w:r>
+      <w:r>
+        <w:t>，顯目一點</w:t>
+      </w:r>
+      <w:r>
+        <w:rPr>
+          <w:rFonts w:hint="eastAsia"/>
+        </w:rPr>
+        <w:t>，</w:t>
+      </w:r>
+      <w:r>
+        <w:t>左下角和右下角往中間</w:t>
+      </w:r>
+      <w:r>
+        <w:rPr>
+          <w:rFonts w:hint="eastAsia"/>
+        </w:rPr>
+        <w:t>靠</w:t>
+      </w:r>
+      <w:r>
+        <w:t>一點</w:t>
+      </w:r>
+    </w:p>
+    <w:p>
+      <w:r>
+        <w:rPr>
+          <w:rFonts w:hint="eastAsia"/>
+        </w:rPr>
+        <w:t>請</w:t>
+      </w:r>
+      <w:r>
+        <w:t>優化全部的系統，讓操作更簡便</w:t>
+      </w:r>
+    </w:p>
+    <w:p>
+      <w:r>
+        <w:rPr>
+          <w:rFonts w:hint="eastAsia"/>
+        </w:rPr>
+        <w:t>完</w:t>
+      </w:r>
+      <w:r>
+        <w:t>成後產</w:t>
+      </w:r>
+      <w:r>
+        <w:rPr>
+          <w:rFonts w:hint="eastAsia"/>
+        </w:rPr>
+        <w:t>生</w:t>
+      </w:r>
+      <w:r>
+        <w:t>使用操作手冊</w:t>
+      </w:r>
+    </w:p>
+    <w:p/>
+    <w:p>
+      <w:r>
+        <w:rPr>
+          <w:rFonts w:hint="eastAsia"/>
+        </w:rPr>
+        <w:t>再</w:t>
+      </w:r>
+      <w:r>
+        <w:t>加一項接</w:t>
+      </w:r>
+      <w:r>
+        <w:rPr>
+          <w:rFonts w:hint="eastAsia"/>
+        </w:rPr>
+        <w:t>力有</w:t>
+      </w:r>
+      <w:r>
+        <w:rPr>
+          <w:rFonts w:hint="eastAsia"/>
+        </w:rPr>
+        <w:t>4*400  1600</w:t>
+      </w:r>
+      <w:r>
+        <w:rPr>
+          <w:rFonts w:hint="eastAsia"/>
+        </w:rPr>
+        <w:t>項</w:t>
+      </w:r>
+      <w:r>
+        <w:t>目</w:t>
+      </w:r>
+    </w:p>
+    <w:p>
+      <w:r>
+        <w:rPr>
+          <w:rFonts w:hint="eastAsia"/>
+        </w:rPr>
         <w:lastRenderedPageBreak/>
+        <w:t>cnotinue</w:t>
+      </w:r>
+    </w:p>
+    <w:p/>
+    <w:p>
+      <w:r>
+        <w:rPr>
+          <w:rFonts w:hint="eastAsia"/>
+        </w:rPr>
+        <w:t>我做</w:t>
+      </w:r>
+      <w:r>
+        <w:t>的是國中田徑賽，</w:t>
+      </w:r>
+      <w:r>
+        <w:rPr>
+          <w:rFonts w:hint="eastAsia"/>
+        </w:rPr>
+        <w:t>各</w:t>
+      </w:r>
+      <w:r>
+        <w:t>年級一組</w:t>
+      </w:r>
+      <w:r>
+        <w:rPr>
+          <w:rFonts w:hint="eastAsia"/>
+        </w:rPr>
+        <w:t>，</w:t>
+      </w:r>
+      <w:r>
+        <w:t>分成三組</w:t>
+      </w:r>
+      <w:r>
+        <w:rPr>
+          <w:rFonts w:hint="eastAsia"/>
+        </w:rPr>
+        <w:t>，</w:t>
+      </w:r>
+      <w:r>
+        <w:t>為同年級一</w:t>
+      </w:r>
+      <w:r>
+        <w:rPr>
+          <w:rFonts w:hint="eastAsia"/>
+        </w:rPr>
+        <w:t>組</w:t>
+      </w:r>
+      <w:r>
+        <w:t>一同競賽</w:t>
+      </w:r>
+    </w:p>
+    <w:p>
+      <w:r>
+        <w:rPr>
+          <w:rFonts w:hint="eastAsia"/>
+        </w:rPr>
+        <w:t>請</w:t>
+      </w:r>
+      <w:r>
+        <w:t>優化</w:t>
+      </w:r>
+      <w:r>
+        <w:rPr>
+          <w:rFonts w:hint="eastAsia"/>
+        </w:rPr>
+        <w:t>檢</w:t>
+      </w:r>
+      <w:r>
+        <w:t>錄裁判</w:t>
+      </w:r>
+      <w:r>
+        <w:rPr>
+          <w:rFonts w:hint="eastAsia"/>
+        </w:rPr>
+        <w:t>的</w:t>
+      </w:r>
+      <w:r>
+        <w:t>點名單</w:t>
+      </w:r>
+    </w:p>
+    <w:p/>
+    <w:p>
+      <w:r>
+        <w:rPr>
+          <w:rFonts w:hint="eastAsia"/>
+        </w:rPr>
+        <w:t>號碼</w:t>
+      </w:r>
+      <w:r>
+        <w:t>布的</w:t>
+      </w:r>
+      <w:r>
+        <w:rPr>
+          <w:rFonts w:hint="eastAsia"/>
+        </w:rPr>
+        <w:t>號</w:t>
+      </w:r>
+      <w:r>
+        <w:t>碼數字再放</w:t>
+      </w:r>
+      <w:r>
+        <w:rPr>
+          <w:rFonts w:hint="eastAsia"/>
+        </w:rPr>
+        <w:t>大</w:t>
+      </w:r>
+      <w:r>
+        <w:t>一點</w:t>
+      </w:r>
+    </w:p>
+    <w:p>
+      <w:r>
+        <w:rPr>
+          <w:rFonts w:hint="eastAsia"/>
+        </w:rPr>
         <w:t>田</w:t>
       </w:r>
       <w:r>
-        <w:t>徑的項目</w:t>
-      </w:r>
-      <w:r>
-        <w:t>增加</w:t>
-      </w:r>
-      <w:r>
-        <w:rPr>
-          <w:rFonts w:hint="eastAsia"/>
-        </w:rPr>
-        <w:t>鉛</w:t>
-      </w:r>
-      <w:r>
+        <w:t>賽的</w:t>
+      </w:r>
+      <w:r>
+        <w:rPr>
+          <w:rFonts w:hint="eastAsia"/>
+        </w:rPr>
+        <w:t>選</w:t>
+      </w:r>
+      <w:r>
+        <w:t>手</w:t>
+      </w:r>
+      <w:r>
+        <w:rPr>
+          <w:rFonts w:hint="eastAsia"/>
+        </w:rPr>
+        <w:t>資</w:t>
+      </w:r>
+      <w:r>
+        <w:t>料，再加</w:t>
+      </w:r>
+      <w:r>
+        <w:rPr>
+          <w:rFonts w:hint="eastAsia"/>
+        </w:rPr>
+        <w:t>入預</w:t>
+      </w:r>
+      <w:r>
+        <w:t>賽、決</w:t>
+      </w:r>
+      <w:r>
+        <w:rPr>
+          <w:rFonts w:hint="eastAsia"/>
+        </w:rPr>
+        <w:t>賽</w:t>
+      </w:r>
+      <w:r>
+        <w:t>成績登記</w:t>
+      </w:r>
+      <w:r>
+        <w:rPr>
+          <w:rFonts w:hint="eastAsia"/>
+        </w:rPr>
+        <w:t>欄</w:t>
+      </w:r>
+      <w:r>
+        <w:t>位</w:t>
+      </w:r>
+    </w:p>
+    <w:p>
+      <w:r>
+        <w:rPr>
+          <w:rFonts w:hint="eastAsia"/>
+        </w:rPr>
         <w:t>球</w:t>
       </w:r>
       <w:r>
-        <w:t>項目</w:t>
-      </w:r>
-    </w:p>
-    <w:p>
-      <w:pPr>
-        <w:rPr>
-          <w:rFonts w:hint="eastAsia"/>
-        </w:rPr>
-      </w:pPr>
-      <w:r>
-        <w:rPr>
-          <w:rFonts w:hint="eastAsia"/>
-        </w:rPr>
-        <w:t>號</w:t>
-      </w:r>
-      <w:r>
-        <w:t>碼</w:t>
-      </w:r>
-      <w:r>
-        <w:rPr>
-          <w:rFonts w:hint="eastAsia"/>
-        </w:rPr>
-        <w:t>布</w:t>
-      </w:r>
-      <w:r>
-        <w:t>的輸出</w:t>
-      </w:r>
-      <w:r>
-        <w:rPr>
-          <w:rFonts w:hint="eastAsia"/>
-        </w:rPr>
-        <w:t>以</w:t>
-      </w:r>
-      <w:r>
-        <w:rPr>
-          <w:rFonts w:hint="eastAsia"/>
-        </w:rPr>
-        <w:t>A4</w:t>
-      </w:r>
-      <w:r>
-        <w:rPr>
-          <w:rFonts w:hint="eastAsia"/>
-        </w:rPr>
-        <w:t>紙</w:t>
-      </w:r>
-      <w:r>
-        <w:t>張內有三位選手</w:t>
-      </w:r>
-      <w:r>
-        <w:rPr>
-          <w:rFonts w:hint="eastAsia"/>
-        </w:rPr>
-        <w:t>名</w:t>
-      </w:r>
-      <w:r>
-        <w:t>單</w:t>
-      </w:r>
-      <w:r>
-        <w:t>包含號碼</w:t>
-      </w:r>
-      <w:r>
-        <w:rPr>
-          <w:rFonts w:hint="eastAsia"/>
-        </w:rPr>
-        <w:t>、</w:t>
-      </w:r>
-      <w:r>
-        <w:t>班級、姓名、各人賽項目</w:t>
-      </w:r>
-    </w:p>
-    <w:p>
-      <w:r>
-        <w:rPr>
-          <w:rFonts w:hint="eastAsia"/>
-        </w:rPr>
-        <w:t>檢</w:t>
-      </w:r>
-      <w:r>
-        <w:t>錄</w:t>
-      </w:r>
-      <w:r>
-        <w:rPr>
-          <w:rFonts w:hint="eastAsia"/>
-        </w:rPr>
-        <w:t>組</w:t>
-      </w:r>
-      <w:r>
-        <w:t>的表單</w:t>
-      </w:r>
-      <w:r>
-        <w:rPr>
-          <w:rFonts w:hint="eastAsia"/>
-        </w:rPr>
-        <w:t>以</w:t>
-      </w:r>
-      <w:proofErr w:type="gramStart"/>
-      <w:r>
-        <w:rPr>
-          <w:rFonts w:hint="eastAsia"/>
-        </w:rPr>
-        <w:t>橫式</w:t>
-      </w:r>
-      <w:r>
-        <w:t>輸寫</w:t>
-      </w:r>
-      <w:proofErr w:type="gramEnd"/>
-      <w:r>
-        <w:t>，包含號碼</w:t>
-      </w:r>
-      <w:r>
-        <w:rPr>
-          <w:rFonts w:hint="eastAsia"/>
-        </w:rPr>
-        <w:t>、</w:t>
-      </w:r>
-      <w:r>
-        <w:t>班級、姓名、各人賽項目</w:t>
-      </w:r>
-    </w:p>
-    <w:p/>
-    <w:p>
-      <w:r>
-        <w:rPr>
-          <w:rFonts w:hint="eastAsia"/>
-        </w:rPr>
-        <w:t>批</w:t>
-      </w:r>
-      <w:r>
-        <w:t>次報名</w:t>
-      </w:r>
-      <w:r>
-        <w:rPr>
-          <w:rFonts w:hint="eastAsia"/>
-        </w:rPr>
-        <w:t>時</w:t>
-      </w:r>
-      <w:r>
-        <w:t>的加報項目只出現</w:t>
-      </w:r>
-      <w:r>
-        <w:rPr>
-          <w:rFonts w:hint="eastAsia"/>
-        </w:rPr>
-        <w:t>2</w:t>
-      </w:r>
-      <w:r>
-        <w:rPr>
-          <w:rFonts w:hint="eastAsia"/>
-        </w:rPr>
-        <w:t>項</w:t>
-      </w:r>
-      <w:r>
-        <w:t>，</w:t>
-      </w:r>
-      <w:r>
-        <w:rPr>
-          <w:rFonts w:hint="eastAsia"/>
-        </w:rPr>
-        <w:t>不</w:t>
-      </w:r>
-      <w:r>
-        <w:t>能選其他</w:t>
-      </w:r>
-      <w:r>
-        <w:rPr>
-          <w:rFonts w:hint="eastAsia"/>
-        </w:rPr>
-        <w:t>項</w:t>
-      </w:r>
-      <w:r>
-        <w:t>目</w:t>
-      </w:r>
-    </w:p>
-    <w:p>
-      <w:r>
-        <w:rPr>
-          <w:rFonts w:hint="eastAsia"/>
-        </w:rPr>
-        <w:t>號</w:t>
-      </w:r>
-      <w:r>
-        <w:t>碼簿的編排以號碼在中央最大</w:t>
-      </w:r>
-      <w:r>
-        <w:rPr>
-          <w:rFonts w:hint="eastAsia"/>
-        </w:rPr>
-        <w:t>，</w:t>
-      </w:r>
-      <w:r>
-        <w:t>左</w:t>
-      </w:r>
-      <w:r>
-        <w:rPr>
-          <w:rFonts w:hint="eastAsia"/>
-        </w:rPr>
-        <w:t>下</w:t>
-      </w:r>
-      <w:r>
-        <w:t>為班級、姓</w:t>
-      </w:r>
-      <w:r>
-        <w:rPr>
-          <w:rFonts w:hint="eastAsia"/>
-        </w:rPr>
-        <w:t>名</w:t>
-      </w:r>
-      <w:r>
-        <w:t>，右下為個人報名的項目</w:t>
-      </w:r>
-    </w:p>
-    <w:p>
-      <w:r>
-        <w:rPr>
-          <w:rFonts w:hint="eastAsia"/>
-        </w:rPr>
-        <w:t>我</w:t>
-      </w:r>
-      <w:r>
-        <w:t>要能設</w:t>
-      </w:r>
-      <w:r>
-        <w:rPr>
-          <w:rFonts w:hint="eastAsia"/>
-        </w:rPr>
-        <w:t>定田</w:t>
-      </w:r>
-      <w:r>
-        <w:t>徑賽一人可名的限制</w:t>
-      </w:r>
-    </w:p>
-    <w:p/>
-    <w:p>
-      <w:pPr>
-        <w:rPr>
-          <w:rFonts w:hint="eastAsia"/>
-        </w:rPr>
-      </w:pPr>
-      <w:r>
-        <w:rPr>
-          <w:rFonts w:hint="eastAsia"/>
-        </w:rPr>
-        <w:t>我</w:t>
-      </w:r>
-      <w:r>
-        <w:t>要能設</w:t>
-      </w:r>
-      <w:r>
-        <w:rPr>
-          <w:rFonts w:hint="eastAsia"/>
-        </w:rPr>
-        <w:t>定田</w:t>
-      </w:r>
-      <w:r>
-        <w:t>徑賽一人可名的</w:t>
-      </w:r>
-      <w:r>
-        <w:rPr>
-          <w:rFonts w:hint="eastAsia"/>
-        </w:rPr>
-        <w:t>幾</w:t>
-      </w:r>
-      <w:r>
-        <w:t>項</w:t>
-      </w:r>
-      <w:r>
-        <w:rPr>
-          <w:rFonts w:hint="eastAsia"/>
-        </w:rPr>
-        <w:t>的</w:t>
-      </w:r>
-      <w:r>
-        <w:t>限制</w:t>
-      </w:r>
-      <w:r>
-        <w:rPr>
-          <w:rFonts w:hint="eastAsia"/>
-        </w:rPr>
-        <w:t>(</w:t>
-      </w:r>
-      <w:r>
-        <w:rPr>
-          <w:rFonts w:hint="eastAsia"/>
-        </w:rPr>
-        <w:t>如</w:t>
-      </w:r>
-      <w:r>
-        <w:t>，</w:t>
-      </w:r>
-      <w:r>
-        <w:rPr>
-          <w:rFonts w:hint="eastAsia"/>
-        </w:rPr>
-        <w:t>我想</w:t>
-      </w:r>
-      <w:r>
-        <w:t>設定一人只可報名田賽或徑賽</w:t>
-      </w:r>
-      <w:r>
-        <w:rPr>
-          <w:rFonts w:hint="eastAsia"/>
-        </w:rPr>
-        <w:t>其</w:t>
-      </w:r>
-      <w:r>
-        <w:t>中一</w:t>
-      </w:r>
-      <w:r>
-        <w:rPr>
-          <w:rFonts w:hint="eastAsia"/>
-        </w:rPr>
-        <w:t>項</w:t>
-      </w:r>
-      <w:r>
-        <w:rPr>
-          <w:rFonts w:hint="eastAsia"/>
-        </w:rPr>
-        <w:t>)</w:t>
-      </w:r>
-    </w:p>
-    <w:p>
-      <w:r>
-        <w:rPr>
-          <w:rFonts w:hint="eastAsia"/>
-        </w:rPr>
-        <w:t>在</w:t>
-      </w:r>
-      <w:r>
-        <w:t>報名系統</w:t>
-      </w:r>
-      <w:r>
-        <w:rPr>
-          <w:rFonts w:hint="eastAsia"/>
-        </w:rPr>
-        <w:t>內</w:t>
-      </w:r>
-      <w:r>
-        <w:t>，我要能自行新增學生名單，</w:t>
-      </w:r>
-      <w:r>
-        <w:rPr>
-          <w:rFonts w:hint="eastAsia"/>
-        </w:rPr>
-        <w:t>再</w:t>
-      </w:r>
-      <w:r>
-        <w:t>匯入網頁統整中</w:t>
-      </w:r>
-    </w:p>
-    <w:p>
-      <w:pPr>
-        <w:rPr>
-          <w:rFonts w:hint="eastAsia"/>
-        </w:rPr>
-      </w:pPr>
-      <w:r>
-        <w:rPr>
-          <w:rFonts w:hint="eastAsia"/>
-        </w:rPr>
-        <w:t>號碼</w:t>
-      </w:r>
-      <w:r>
-        <w:t>布的</w:t>
-      </w:r>
-      <w:r>
-        <w:rPr>
-          <w:rFonts w:hint="eastAsia"/>
-        </w:rPr>
-        <w:t>號</w:t>
-      </w:r>
-      <w:r>
-        <w:t>碼數字再放</w:t>
-      </w:r>
-      <w:r>
-        <w:rPr>
-          <w:rFonts w:hint="eastAsia"/>
-        </w:rPr>
-        <w:t>大</w:t>
-      </w:r>
-      <w:r>
-        <w:t>，顯目一點</w:t>
-      </w:r>
-      <w:r>
-        <w:rPr>
-          <w:rFonts w:hint="eastAsia"/>
-        </w:rPr>
-        <w:t>，</w:t>
-      </w:r>
-      <w:r>
-        <w:t>左下角和</w:t>
-      </w:r>
-      <w:proofErr w:type="gramStart"/>
-      <w:r>
-        <w:t>右下角往中間</w:t>
-      </w:r>
-      <w:proofErr w:type="gramEnd"/>
-      <w:r>
-        <w:rPr>
-          <w:rFonts w:hint="eastAsia"/>
-        </w:rPr>
-        <w:t>靠</w:t>
-      </w:r>
-      <w:r>
-        <w:t>一點</w:t>
-      </w:r>
-    </w:p>
-    <w:p>
-      <w:r>
-        <w:rPr>
-          <w:rFonts w:hint="eastAsia"/>
-        </w:rPr>
-        <w:t>請</w:t>
-      </w:r>
-      <w:r>
-        <w:t>優化全部的系統，讓操作更簡便</w:t>
-      </w:r>
-    </w:p>
-    <w:p>
-      <w:r>
-        <w:rPr>
-          <w:rFonts w:hint="eastAsia"/>
-        </w:rPr>
-        <w:t>完</w:t>
-      </w:r>
-      <w:r>
-        <w:t>成後產</w:t>
-      </w:r>
-      <w:r>
-        <w:rPr>
-          <w:rFonts w:hint="eastAsia"/>
-        </w:rPr>
-        <w:t>生</w:t>
-      </w:r>
-      <w:r>
-        <w:t>使用操作手冊</w:t>
-      </w:r>
-    </w:p>
-    <w:p>
-      <w:pPr>
-        <w:rPr>
-          <w:rFonts w:hint="eastAsia"/>
-        </w:rPr>
-      </w:pPr>
-    </w:p>
-    <w:p>
-      <w:r>
-        <w:rPr>
-          <w:rFonts w:hint="eastAsia"/>
-        </w:rPr>
-        <w:t>再</w:t>
-      </w:r>
-      <w:r>
-        <w:t>加一項接</w:t>
-      </w:r>
-      <w:r>
-        <w:rPr>
-          <w:rFonts w:hint="eastAsia"/>
-        </w:rPr>
-        <w:t>力有</w:t>
-      </w:r>
-      <w:r>
-        <w:rPr>
-          <w:rFonts w:hint="eastAsia"/>
-        </w:rPr>
-        <w:t>4*400  1600</w:t>
-      </w:r>
-      <w:r>
-        <w:rPr>
-          <w:rFonts w:hint="eastAsia"/>
-        </w:rPr>
-        <w:t>項</w:t>
-      </w:r>
-      <w:r>
-        <w:t>目</w:t>
-      </w:r>
-    </w:p>
-    <w:p>
-      <w:pPr>
-        <w:rPr>
-          <w:rFonts w:hint="eastAsia"/>
-        </w:rPr>
-      </w:pPr>
-      <w:proofErr w:type="spellStart"/>
-      <w:r>
-        <w:rPr>
-          <w:rFonts w:hint="eastAsia"/>
-        </w:rPr>
-        <w:t>cnotinue</w:t>
-      </w:r>
-      <w:proofErr w:type="spellEnd"/>
-    </w:p>
-    <w:p>
-      <w:pPr>
-        <w:rPr>
-          <w:rFonts w:hint="eastAsia"/>
-        </w:rPr>
-      </w:pPr>
-    </w:p>
-    <w:p>
-      <w:pPr>
-        <w:rPr>
-          <w:rFonts w:hint="eastAsia"/>
-        </w:rPr>
-      </w:pPr>
-      <w:r>
-        <w:rPr>
-          <w:rFonts w:hint="eastAsia"/>
-        </w:rPr>
-        <w:t>我做</w:t>
-      </w:r>
-      <w:r>
-        <w:t>的是國中田徑賽，</w:t>
-      </w:r>
-      <w:r>
-        <w:rPr>
-          <w:rFonts w:hint="eastAsia"/>
-        </w:rPr>
-        <w:t>各</w:t>
-      </w:r>
-      <w:r>
-        <w:t>年級一組</w:t>
-      </w:r>
-      <w:r>
-        <w:rPr>
-          <w:rFonts w:hint="eastAsia"/>
-        </w:rPr>
-        <w:t>，</w:t>
-      </w:r>
-      <w:r>
-        <w:t>分成三組</w:t>
-      </w:r>
-      <w:r>
-        <w:rPr>
-          <w:rFonts w:hint="eastAsia"/>
-        </w:rPr>
-        <w:t>，</w:t>
-      </w:r>
-      <w:r>
-        <w:t>為同年級一</w:t>
-      </w:r>
-      <w:r>
-        <w:rPr>
-          <w:rFonts w:hint="eastAsia"/>
-        </w:rPr>
-        <w:t>組</w:t>
-      </w:r>
-      <w:r>
-        <w:t>一同競賽</w:t>
-      </w:r>
-    </w:p>
-    <w:p>
-      <w:r>
-        <w:rPr>
-          <w:rFonts w:hint="eastAsia"/>
-        </w:rPr>
-        <w:t>請</w:t>
-      </w:r>
-      <w:r>
-        <w:t>優化</w:t>
-      </w:r>
-      <w:r>
-        <w:rPr>
-          <w:rFonts w:hint="eastAsia"/>
-        </w:rPr>
-        <w:t>檢</w:t>
-      </w:r>
-      <w:r>
-        <w:t>錄裁判</w:t>
-      </w:r>
-      <w:r>
-        <w:rPr>
-          <w:rFonts w:hint="eastAsia"/>
-        </w:rPr>
-        <w:t>的</w:t>
-      </w:r>
-      <w:r>
-        <w:t>點名單</w:t>
-      </w:r>
-    </w:p>
-    <w:p/>
-    <w:p>
-      <w:r>
-        <w:rPr>
-          <w:rFonts w:hint="eastAsia"/>
-        </w:rPr>
-        <w:t>號碼</w:t>
-      </w:r>
-      <w:r>
-        <w:t>布的</w:t>
-      </w:r>
-      <w:r>
-        <w:rPr>
-          <w:rFonts w:hint="eastAsia"/>
-        </w:rPr>
-        <w:t>號</w:t>
-      </w:r>
-      <w:r>
-        <w:t>碼數字再放</w:t>
-      </w:r>
-      <w:r>
-        <w:rPr>
-          <w:rFonts w:hint="eastAsia"/>
-        </w:rPr>
-        <w:t>大</w:t>
-      </w:r>
-      <w:r>
-        <w:t>一點</w:t>
-      </w:r>
-    </w:p>
-    <w:p>
-      <w:r>
-        <w:rPr>
-          <w:rFonts w:hint="eastAsia"/>
-        </w:rPr>
-        <w:t>田</w:t>
-      </w:r>
-      <w:r>
-        <w:t>賽的</w:t>
-      </w:r>
-      <w:r>
-        <w:rPr>
-          <w:rFonts w:hint="eastAsia"/>
-        </w:rPr>
-        <w:t>選</w:t>
-      </w:r>
-      <w:r>
-        <w:t>手</w:t>
-      </w:r>
-      <w:r>
-        <w:rPr>
-          <w:rFonts w:hint="eastAsia"/>
-        </w:rPr>
-        <w:t>資</w:t>
-      </w:r>
-      <w:r>
-        <w:t>料，再加</w:t>
-      </w:r>
-      <w:r>
-        <w:rPr>
-          <w:rFonts w:hint="eastAsia"/>
-        </w:rPr>
-        <w:t>入預</w:t>
-      </w:r>
-      <w:r>
-        <w:t>賽、決</w:t>
-      </w:r>
+        <w:t>類賽中新增羽球、排球、</w:t>
+      </w:r>
+      <w:r>
+        <w:rPr>
+          <w:rFonts w:hint="eastAsia"/>
+        </w:rPr>
+        <w:t>桌</w:t>
+      </w:r>
+      <w:r>
+        <w:t>球、</w:t>
+      </w:r>
+      <w:r>
+        <w:rPr>
+          <w:rFonts w:hint="eastAsia"/>
+        </w:rPr>
+        <w:t>帶</w:t>
+      </w:r>
+      <w:r>
+        <w:t>式橄欖球</w:t>
+      </w:r>
+    </w:p>
+    <w:p>
       <w:r>
         <w:rPr>
           <w:rFonts w:hint="eastAsia"/>
@@ -1461,55 +1902,6 @@
         <w:t>賽</w:t>
       </w:r>
       <w:r>
-        <w:t>成績登記</w:t>
-      </w:r>
-      <w:r>
-        <w:rPr>
-          <w:rFonts w:hint="eastAsia"/>
-        </w:rPr>
-        <w:t>欄</w:t>
-      </w:r>
-      <w:r>
-        <w:t>位</w:t>
-      </w:r>
-    </w:p>
-    <w:p>
-      <w:r>
-        <w:rPr>
-          <w:rFonts w:hint="eastAsia"/>
-        </w:rPr>
-        <w:t>球</w:t>
-      </w:r>
-      <w:r>
-        <w:t>類賽中新增羽球、排球、</w:t>
-      </w:r>
-      <w:r>
-        <w:rPr>
-          <w:rFonts w:hint="eastAsia"/>
-        </w:rPr>
-        <w:t>桌</w:t>
-      </w:r>
-      <w:r>
-        <w:t>球、</w:t>
-      </w:r>
-      <w:r>
-        <w:rPr>
-          <w:rFonts w:hint="eastAsia"/>
-        </w:rPr>
-        <w:t>帶</w:t>
-      </w:r>
-      <w:r>
-        <w:t>式橄欖球</w:t>
-      </w:r>
-    </w:p>
-    <w:p>
-      <w:r>
-        <w:rPr>
-          <w:rFonts w:hint="eastAsia"/>
-        </w:rPr>
-        <w:t>賽</w:t>
-      </w:r>
-      <w:r>
         <w:t>制</w:t>
       </w:r>
       <w:r>
@@ -1521,25 +1913,21 @@
       <w:r>
         <w:t>雙淘</w:t>
       </w:r>
-      <w:proofErr w:type="gramStart"/>
       <w:r>
         <w:rPr>
           <w:rFonts w:hint="eastAsia"/>
         </w:rPr>
         <w:t>汱</w:t>
       </w:r>
-      <w:proofErr w:type="gramEnd"/>
       <w:r>
         <w:t>賽、單</w:t>
       </w:r>
-      <w:proofErr w:type="gramStart"/>
       <w:r>
         <w:rPr>
           <w:rFonts w:hint="eastAsia"/>
         </w:rPr>
         <w:t>汱</w:t>
       </w:r>
-      <w:proofErr w:type="gramEnd"/>
       <w:r>
         <w:t>賽，</w:t>
       </w:r>
@@ -1557,11 +1945,6 @@
     <w:p/>
     <w:p/>
     <w:p>
-      <w:pPr>
-        <w:rPr>
-          <w:rFonts w:hint="eastAsia"/>
-        </w:rPr>
-      </w:pPr>
       <w:r>
         <w:rPr>
           <w:rFonts w:hint="eastAsia"/>
@@ -1685,11 +2068,9 @@
       <w:r>
         <w:t>直強調</w:t>
       </w:r>
-      <w:proofErr w:type="gramStart"/>
       <w:r>
         <w:t>”</w:t>
       </w:r>
-      <w:proofErr w:type="gramEnd"/>
       <w:r>
         <w:rPr>
           <w:rFonts w:hint="eastAsia"/>
@@ -1711,11 +2092,9 @@
         </w:rPr>
         <w:t>子</w:t>
       </w:r>
-      <w:proofErr w:type="gramStart"/>
       <w:r>
         <w:t>”</w:t>
       </w:r>
-      <w:proofErr w:type="gramEnd"/>
     </w:p>
     <w:p>
       <w:r>
@@ -1813,14 +2192,32 @@
         </w:rPr>
         <w:t>再</w:t>
       </w:r>
-      <w:proofErr w:type="gramStart"/>
-      <w:r>
-        <w:t>一</w:t>
-      </w:r>
-      <w:proofErr w:type="gramEnd"/>
+      <w:r>
+        <w:t>一欄位</w:t>
+      </w:r>
+      <w:r>
+        <w:rPr>
+          <w:rFonts w:hint="eastAsia"/>
+        </w:rPr>
+        <w:t>是</w:t>
+      </w:r>
+      <w:r>
+        <w:t>成績</w:t>
+      </w:r>
+      <w:r>
+        <w:rPr>
+          <w:rFonts w:hint="eastAsia"/>
+        </w:rPr>
+        <w:t>登</w:t>
+      </w:r>
+      <w:r>
+        <w:t>記</w:t>
+      </w:r>
       <w:r>
         <w:t>欄位</w:t>
       </w:r>
+    </w:p>
+    <w:p>
       <w:r>
         <w:rPr>
           <w:rFonts w:hint="eastAsia"/>
@@ -1828,29 +2225,6 @@
         <w:t>是</w:t>
       </w:r>
       <w:r>
-        <w:t>成績</w:t>
-      </w:r>
-      <w:r>
-        <w:rPr>
-          <w:rFonts w:hint="eastAsia"/>
-        </w:rPr>
-        <w:t>登</w:t>
-      </w:r>
-      <w:r>
-        <w:t>記</w:t>
-      </w:r>
-      <w:r>
-        <w:t>欄位</w:t>
-      </w:r>
-    </w:p>
-    <w:p>
-      <w:r>
-        <w:rPr>
-          <w:rFonts w:hint="eastAsia"/>
-        </w:rPr>
-        <w:t>是</w:t>
-      </w:r>
-      <w:r>
         <w:t>第一跑道，不是第一水道</w:t>
       </w:r>
       <w:r>
@@ -1864,11 +2238,6 @@
       </w:r>
     </w:p>
     <w:p>
-      <w:pPr>
-        <w:rPr>
-          <w:rFonts w:hint="eastAsia"/>
-        </w:rPr>
-      </w:pPr>
       <w:r>
         <w:rPr>
           <w:rFonts w:hint="eastAsia"/>
@@ -1878,14 +2247,12 @@
       <w:r>
         <w:t>發佈至</w:t>
       </w:r>
-      <w:proofErr w:type="spellStart"/>
       <w:r>
         <w:rPr>
           <w:rFonts w:hint="eastAsia"/>
         </w:rPr>
         <w:t>git</w:t>
       </w:r>
-      <w:proofErr w:type="spellEnd"/>
     </w:p>
     <w:sectPr>
       <w:pgSz w:w="11906" w:h="16838"/>
@@ -1895,6 +2262,44 @@
     </w:sectPr>
   </w:body>
 </w:document>
+</file>
+
+<file path=word/endnotes.xml><?xml version="1.0" encoding="utf-8"?>
+<w:endnotes xmlns:wpc="http://schemas.microsoft.com/office/word/2010/wordprocessingCanvas" xmlns:cx="http://schemas.microsoft.com/office/drawing/2014/chartex" xmlns:mc="http://schemas.openxmlformats.org/markup-compatibility/2006" xmlns:o="urn:schemas-microsoft-com:office:office" xmlns:r="http://schemas.openxmlformats.org/officeDocument/2006/relationships" xmlns:m="http://schemas.openxmlformats.org/officeDocument/2006/math" xmlns:v="urn:schemas-microsoft-com:vml" xmlns:wp14="http://schemas.microsoft.com/office/word/2010/wordprocessingDrawing" xmlns:wp="http://schemas.openxmlformats.org/drawingml/2006/wordprocessingDrawing" xmlns:w10="urn:schemas-microsoft-com:office:word" xmlns:w="http://schemas.openxmlformats.org/wordprocessingml/2006/main" xmlns:w14="http://schemas.microsoft.com/office/word/2010/wordml" xmlns:w15="http://schemas.microsoft.com/office/word/2012/wordml" xmlns:w16se="http://schemas.microsoft.com/office/word/2015/wordml/symex" xmlns:wpg="http://schemas.microsoft.com/office/word/2010/wordprocessingGroup" xmlns:wpi="http://schemas.microsoft.com/office/word/2010/wordprocessingInk" xmlns:wne="http://schemas.microsoft.com/office/word/2006/wordml" xmlns:wps="http://schemas.microsoft.com/office/word/2010/wordprocessingShape" mc:Ignorable="w14 w15 w16se wp14">
+  <w:endnote w:type="separator" w:id="-1">
+    <w:p>
+      <w:r>
+        <w:separator/>
+      </w:r>
+    </w:p>
+  </w:endnote>
+  <w:endnote w:type="continuationSeparator" w:id="0">
+    <w:p>
+      <w:r>
+        <w:continuationSeparator/>
+      </w:r>
+    </w:p>
+  </w:endnote>
+</w:endnotes>
+</file>
+
+<file path=word/footnotes.xml><?xml version="1.0" encoding="utf-8"?>
+<w:footnotes xmlns:wpc="http://schemas.microsoft.com/office/word/2010/wordprocessingCanvas" xmlns:cx="http://schemas.microsoft.com/office/drawing/2014/chartex" xmlns:mc="http://schemas.openxmlformats.org/markup-compatibility/2006" xmlns:o="urn:schemas-microsoft-com:office:office" xmlns:r="http://schemas.openxmlformats.org/officeDocument/2006/relationships" xmlns:m="http://schemas.openxmlformats.org/officeDocument/2006/math" xmlns:v="urn:schemas-microsoft-com:vml" xmlns:wp14="http://schemas.microsoft.com/office/word/2010/wordprocessingDrawing" xmlns:wp="http://schemas.openxmlformats.org/drawingml/2006/wordprocessingDrawing" xmlns:w10="urn:schemas-microsoft-com:office:word" xmlns:w="http://schemas.openxmlformats.org/wordprocessingml/2006/main" xmlns:w14="http://schemas.microsoft.com/office/word/2010/wordml" xmlns:w15="http://schemas.microsoft.com/office/word/2012/wordml" xmlns:w16se="http://schemas.microsoft.com/office/word/2015/wordml/symex" xmlns:wpg="http://schemas.microsoft.com/office/word/2010/wordprocessingGroup" xmlns:wpi="http://schemas.microsoft.com/office/word/2010/wordprocessingInk" xmlns:wne="http://schemas.microsoft.com/office/word/2006/wordml" xmlns:wps="http://schemas.microsoft.com/office/word/2010/wordprocessingShape" mc:Ignorable="w14 w15 w16se wp14">
+  <w:footnote w:type="separator" w:id="-1">
+    <w:p>
+      <w:r>
+        <w:separator/>
+      </w:r>
+    </w:p>
+  </w:footnote>
+  <w:footnote w:type="continuationSeparator" w:id="0">
+    <w:p>
+      <w:r>
+        <w:continuationSeparator/>
+      </w:r>
+    </w:p>
+  </w:footnote>
+</w:footnotes>
 </file>
 
 <file path=word/numbering.xml><?xml version="1.0" encoding="utf-8"?>
@@ -2425,6 +2830,66 @@
       <w:ind w:leftChars="200" w:left="480"/>
     </w:pPr>
   </w:style>
+  <w:style w:type="paragraph" w:styleId="a4">
+    <w:name w:val="header"/>
+    <w:basedOn w:val="a"/>
+    <w:link w:val="a5"/>
+    <w:uiPriority w:val="99"/>
+    <w:unhideWhenUsed/>
+    <w:rsid w:val="00B16A89"/>
+    <w:pPr>
+      <w:tabs>
+        <w:tab w:val="center" w:pos="4153"/>
+        <w:tab w:val="right" w:pos="8306"/>
+      </w:tabs>
+      <w:snapToGrid w:val="0"/>
+    </w:pPr>
+    <w:rPr>
+      <w:sz w:val="20"/>
+      <w:szCs w:val="20"/>
+    </w:rPr>
+  </w:style>
+  <w:style w:type="character" w:customStyle="1" w:styleId="a5">
+    <w:name w:val="頁首 字元"/>
+    <w:basedOn w:val="a0"/>
+    <w:link w:val="a4"/>
+    <w:uiPriority w:val="99"/>
+    <w:rsid w:val="00B16A89"/>
+    <w:rPr>
+      <w:sz w:val="20"/>
+      <w:szCs w:val="20"/>
+    </w:rPr>
+  </w:style>
+  <w:style w:type="paragraph" w:styleId="a6">
+    <w:name w:val="footer"/>
+    <w:basedOn w:val="a"/>
+    <w:link w:val="a7"/>
+    <w:uiPriority w:val="99"/>
+    <w:unhideWhenUsed/>
+    <w:rsid w:val="00B16A89"/>
+    <w:pPr>
+      <w:tabs>
+        <w:tab w:val="center" w:pos="4153"/>
+        <w:tab w:val="right" w:pos="8306"/>
+      </w:tabs>
+      <w:snapToGrid w:val="0"/>
+    </w:pPr>
+    <w:rPr>
+      <w:sz w:val="20"/>
+      <w:szCs w:val="20"/>
+    </w:rPr>
+  </w:style>
+  <w:style w:type="character" w:customStyle="1" w:styleId="a7">
+    <w:name w:val="頁尾 字元"/>
+    <w:basedOn w:val="a0"/>
+    <w:link w:val="a6"/>
+    <w:uiPriority w:val="99"/>
+    <w:rsid w:val="00B16A89"/>
+    <w:rPr>
+      <w:sz w:val="20"/>
+      <w:szCs w:val="20"/>
+    </w:rPr>
+  </w:style>
 </w:styles>
 </file>
 
